--- a/ky/wisdom-stories/shepherd-must-be-called.docx
+++ b/ky/wisdom-stories/shepherd-must-be-called.docx
@@ -297,7 +297,7 @@
           <w:sz w:val="22"/>
           <w:lang w:val="ky-KG"/>
         </w:rPr>
-        <w:t xml:space="preserve">Сабак: </w:t>
+        <w:t>Сабак: Ар бир маселе күч менен чечилбейт. Кээде бир кадам артка чегинип, башкача кароо — эң кыска чыгуу жолу.</w:t>
       </w:r>
       <w:r>
         <w:rPr>
@@ -306,7 +306,6 @@
           <w:sz w:val="22"/>
           <w:lang w:val="ky-KG"/>
         </w:rPr>
-        <w:t>Баарына жалгыз күчүң менен туруштук берүүгө аракеттенбе. Кээде маселени чече ала турган адамга кайрылуу — эң туура жол.</w:t>
       </w:r>
     </w:p>
     <w:p>
@@ -326,7 +325,7 @@
           <w:sz w:val="18"/>
           <w:lang w:val="ky-KG"/>
         </w:rPr>
-        <w:t>Окуя ачык интернет булактарынан алынды.</w:t>
+        <w:t>Аңгемелер ачык интернет булактарынан алынган, иллюстрациялар болсо ЖИ менен түзүлгөн.</w:t>
       </w:r>
     </w:p>
     <w:sectPr>
